--- a/templates_master/Form_buy_deputy.docx
+++ b/templates_master/Form_buy_deputy.docx
@@ -8952,82 +8952,6 @@
           <w:tab w:val="left" w:pos="7513"/>
         </w:tabs>
         <w:rPr>
-          <w:u w:val="dotted"/>
-        </w:rPr>
-      </w:pPr>
-      <w:r>
-        <w:rPr>
-          <w:rFonts w:hint="cs"/>
-          <w:cs/>
-        </w:rPr>
-        <w:t xml:space="preserve">                                                                          </w:t>
-      </w:r>
-      <w:r>
-        <w:rPr>
-          <w:u w:val="dotted"/>
-          <w:cs/>
-        </w:rPr>
-        <w:tab/>
-      </w:r>
-      <w:r>
-        <w:rPr>
-          <w:rFonts w:hint="cs"/>
-          <w:u w:val="dotted"/>
-          <w:cs/>
-        </w:rPr>
-        <w:t>/</w:t>
-      </w:r>
-      <w:r>
-        <w:rPr>
-          <w:u w:val="dotted"/>
-          <w:cs/>
-        </w:rPr>
-        <w:tab/>
-      </w:r>
-      <w:r>
-        <w:rPr>
-          <w:rFonts w:hint="cs"/>
-          <w:u w:val="dotted"/>
-          <w:cs/>
-        </w:rPr>
-        <w:t>/</w:t>
-      </w:r>
-      <w:r>
-        <w:rPr>
-          <w:u w:val="dotted"/>
-          <w:cs/>
-        </w:rPr>
-        <w:tab/>
-      </w:r>
-      <w:r>
-        <w:rPr>
-          <w:rFonts w:hint="cs"/>
-          <w:u w:val="dotted"/>
-          <w:cs/>
-        </w:rPr>
-        <w:t xml:space="preserve"> </w:t>
-      </w:r>
-    </w:p>
-    <w:p>
-      <w:pPr>
-        <w:tabs>
-          <w:tab w:val="center" w:pos="8222"/>
-        </w:tabs>
-      </w:pPr>
-    </w:p>
-    <w:p>
-      <w:pPr>
-        <w:tabs>
-          <w:tab w:val="center" w:pos="8222"/>
-        </w:tabs>
-      </w:pPr>
-    </w:p>
-    <w:p>
-      <w:pPr>
-        <w:tabs>
-          <w:tab w:val="center" w:pos="8222"/>
-        </w:tabs>
-        <w:rPr>
           <w:cs/>
         </w:rPr>
         <w:sectPr>
@@ -9037,6 +8961,58 @@
           <w:docGrid w:linePitch="435"/>
         </w:sectPr>
       </w:pPr>
+      <w:r>
+        <w:rPr>
+          <w:rFonts w:hint="cs"/>
+          <w:cs/>
+        </w:rPr>
+        <w:t xml:space="preserve">                                                                          </w:t>
+      </w:r>
+      <w:r>
+        <w:rPr>
+          <w:u w:val="dotted"/>
+          <w:cs/>
+        </w:rPr>
+        <w:tab/>
+      </w:r>
+      <w:r>
+        <w:rPr>
+          <w:rFonts w:hint="cs"/>
+          <w:u w:val="dotted"/>
+          <w:cs/>
+        </w:rPr>
+        <w:t>/</w:t>
+      </w:r>
+      <w:r>
+        <w:rPr>
+          <w:u w:val="dotted"/>
+          <w:cs/>
+        </w:rPr>
+        <w:tab/>
+      </w:r>
+      <w:r>
+        <w:rPr>
+          <w:rFonts w:hint="cs"/>
+          <w:u w:val="dotted"/>
+          <w:cs/>
+        </w:rPr>
+        <w:t>/</w:t>
+      </w:r>
+      <w:r>
+        <w:rPr>
+          <w:u w:val="dotted"/>
+          <w:cs/>
+        </w:rPr>
+        <w:tab/>
+      </w:r>
+      <w:r>
+        <w:rPr>
+          <w:rFonts w:hint="cs"/>
+          <w:u w:val="dotted"/>
+          <w:cs/>
+        </w:rPr>
+        <w:t xml:space="preserve"> </w:t>
+      </w:r>
     </w:p>
     <w:p>
       <w:pPr>
@@ -13223,6 +13199,8 @@
       <w:r>
         <w:tab/>
         <w:t xml:space="preserve">  หัวหน้าเจ้าหน้าที่พัสดุ</w:t>
+      </w:r>
+      <w:r>
         <w:tab/>
         <w:t xml:space="preserve"> ({{ตำแหน่งของผู้ลงนาม}})</w:t>
       </w:r>
@@ -13353,33 +13331,6 @@
         </w:tc>
       </w:tr>
     </w:tbl>
-    <w:p>
-      <w:pPr>
-        <w:tabs>
-          <w:tab w:val="left" w:pos="1418"/>
-        </w:tabs>
-        <w:ind w:left="284" w:hanging="284"/>
-        <w:jc w:val="thaiDistribute"/>
-      </w:pPr>
-    </w:p>
-    <w:p>
-      <w:pPr>
-        <w:tabs>
-          <w:tab w:val="left" w:pos="1418"/>
-        </w:tabs>
-        <w:ind w:left="284" w:hanging="284"/>
-        <w:jc w:val="thaiDistribute"/>
-      </w:pPr>
-    </w:p>
-    <w:p>
-      <w:pPr>
-        <w:tabs>
-          <w:tab w:val="left" w:pos="1418"/>
-        </w:tabs>
-        <w:ind w:left="284" w:hanging="284"/>
-        <w:jc w:val="thaiDistribute"/>
-      </w:pPr>
-    </w:p>
     <w:p>
       <w:pPr>
         <w:tabs>
@@ -14873,30 +14824,6 @@
         </w:rPr>
         <w:t xml:space="preserve"> </w:t>
       </w:r>
-    </w:p>
-    <w:p>
-      <w:pPr>
-        <w:tabs>
-          <w:tab w:val="left" w:pos="1418"/>
-          <w:tab w:val="left" w:pos="1701"/>
-        </w:tabs>
-      </w:pPr>
-    </w:p>
-    <w:p>
-      <w:pPr>
-        <w:tabs>
-          <w:tab w:val="left" w:pos="1418"/>
-          <w:tab w:val="left" w:pos="1701"/>
-        </w:tabs>
-      </w:pPr>
-    </w:p>
-    <w:p>
-      <w:pPr>
-        <w:tabs>
-          <w:tab w:val="left" w:pos="1418"/>
-          <w:tab w:val="left" w:pos="2694"/>
-        </w:tabs>
-      </w:pPr>
     </w:p>
     <w:p>
       <w:pPr>

--- a/templates_master/Form_buy_deputy.docx
+++ b/templates_master/Form_buy_deputy.docx
@@ -8952,6 +8952,82 @@
           <w:tab w:val="left" w:pos="7513"/>
         </w:tabs>
         <w:rPr>
+          <w:u w:val="dotted"/>
+        </w:rPr>
+      </w:pPr>
+      <w:r>
+        <w:rPr>
+          <w:rFonts w:hint="cs"/>
+          <w:cs/>
+        </w:rPr>
+        <w:t xml:space="preserve">                                                                          </w:t>
+      </w:r>
+      <w:r>
+        <w:rPr>
+          <w:u w:val="dotted"/>
+          <w:cs/>
+        </w:rPr>
+        <w:tab/>
+      </w:r>
+      <w:r>
+        <w:rPr>
+          <w:rFonts w:hint="cs"/>
+          <w:u w:val="dotted"/>
+          <w:cs/>
+        </w:rPr>
+        <w:t>/</w:t>
+      </w:r>
+      <w:r>
+        <w:rPr>
+          <w:u w:val="dotted"/>
+          <w:cs/>
+        </w:rPr>
+        <w:tab/>
+      </w:r>
+      <w:r>
+        <w:rPr>
+          <w:rFonts w:hint="cs"/>
+          <w:u w:val="dotted"/>
+          <w:cs/>
+        </w:rPr>
+        <w:t>/</w:t>
+      </w:r>
+      <w:r>
+        <w:rPr>
+          <w:u w:val="dotted"/>
+          <w:cs/>
+        </w:rPr>
+        <w:tab/>
+      </w:r>
+      <w:r>
+        <w:rPr>
+          <w:rFonts w:hint="cs"/>
+          <w:u w:val="dotted"/>
+          <w:cs/>
+        </w:rPr>
+        <w:t xml:space="preserve"> </w:t>
+      </w:r>
+    </w:p>
+    <w:p>
+      <w:pPr>
+        <w:tabs>
+          <w:tab w:val="center" w:pos="8222"/>
+        </w:tabs>
+      </w:pPr>
+    </w:p>
+    <w:p>
+      <w:pPr>
+        <w:tabs>
+          <w:tab w:val="center" w:pos="8222"/>
+        </w:tabs>
+      </w:pPr>
+    </w:p>
+    <w:p>
+      <w:pPr>
+        <w:tabs>
+          <w:tab w:val="center" w:pos="8222"/>
+        </w:tabs>
+        <w:rPr>
           <w:cs/>
         </w:rPr>
         <w:sectPr>
@@ -8961,58 +9037,6 @@
           <w:docGrid w:linePitch="435"/>
         </w:sectPr>
       </w:pPr>
-      <w:r>
-        <w:rPr>
-          <w:rFonts w:hint="cs"/>
-          <w:cs/>
-        </w:rPr>
-        <w:t xml:space="preserve">                                                                          </w:t>
-      </w:r>
-      <w:r>
-        <w:rPr>
-          <w:u w:val="dotted"/>
-          <w:cs/>
-        </w:rPr>
-        <w:tab/>
-      </w:r>
-      <w:r>
-        <w:rPr>
-          <w:rFonts w:hint="cs"/>
-          <w:u w:val="dotted"/>
-          <w:cs/>
-        </w:rPr>
-        <w:t>/</w:t>
-      </w:r>
-      <w:r>
-        <w:rPr>
-          <w:u w:val="dotted"/>
-          <w:cs/>
-        </w:rPr>
-        <w:tab/>
-      </w:r>
-      <w:r>
-        <w:rPr>
-          <w:rFonts w:hint="cs"/>
-          <w:u w:val="dotted"/>
-          <w:cs/>
-        </w:rPr>
-        <w:t>/</w:t>
-      </w:r>
-      <w:r>
-        <w:rPr>
-          <w:u w:val="dotted"/>
-          <w:cs/>
-        </w:rPr>
-        <w:tab/>
-      </w:r>
-      <w:r>
-        <w:rPr>
-          <w:rFonts w:hint="cs"/>
-          <w:u w:val="dotted"/>
-          <w:cs/>
-        </w:rPr>
-        <w:t xml:space="preserve"> </w:t>
-      </w:r>
     </w:p>
     <w:p>
       <w:pPr>
@@ -13199,8 +13223,6 @@
       <w:r>
         <w:tab/>
         <w:t xml:space="preserve">  หัวหน้าเจ้าหน้าที่พัสดุ</w:t>
-      </w:r>
-      <w:r>
         <w:tab/>
         <w:t xml:space="preserve"> ({{ตำแหน่งของผู้ลงนาม}})</w:t>
       </w:r>
@@ -13331,6 +13353,33 @@
         </w:tc>
       </w:tr>
     </w:tbl>
+    <w:p>
+      <w:pPr>
+        <w:tabs>
+          <w:tab w:val="left" w:pos="1418"/>
+        </w:tabs>
+        <w:ind w:left="284" w:hanging="284"/>
+        <w:jc w:val="thaiDistribute"/>
+      </w:pPr>
+    </w:p>
+    <w:p>
+      <w:pPr>
+        <w:tabs>
+          <w:tab w:val="left" w:pos="1418"/>
+        </w:tabs>
+        <w:ind w:left="284" w:hanging="284"/>
+        <w:jc w:val="thaiDistribute"/>
+      </w:pPr>
+    </w:p>
+    <w:p>
+      <w:pPr>
+        <w:tabs>
+          <w:tab w:val="left" w:pos="1418"/>
+        </w:tabs>
+        <w:ind w:left="284" w:hanging="284"/>
+        <w:jc w:val="thaiDistribute"/>
+      </w:pPr>
+    </w:p>
     <w:p>
       <w:pPr>
         <w:tabs>
@@ -14824,6 +14873,30 @@
         </w:rPr>
         <w:t xml:space="preserve"> </w:t>
       </w:r>
+    </w:p>
+    <w:p>
+      <w:pPr>
+        <w:tabs>
+          <w:tab w:val="left" w:pos="1418"/>
+          <w:tab w:val="left" w:pos="1701"/>
+        </w:tabs>
+      </w:pPr>
+    </w:p>
+    <w:p>
+      <w:pPr>
+        <w:tabs>
+          <w:tab w:val="left" w:pos="1418"/>
+          <w:tab w:val="left" w:pos="1701"/>
+        </w:tabs>
+      </w:pPr>
+    </w:p>
+    <w:p>
+      <w:pPr>
+        <w:tabs>
+          <w:tab w:val="left" w:pos="1418"/>
+          <w:tab w:val="left" w:pos="2694"/>
+        </w:tabs>
+      </w:pPr>
     </w:p>
     <w:p>
       <w:pPr>

--- a/templates_master/Form_buy_deputy.docx
+++ b/templates_master/Form_buy_deputy.docx
@@ -818,20 +818,10 @@
         <w:rPr>
           <w:cs/>
         </w:rPr>
-        <w:t xml:space="preserve">และการบริหารพัสดุภาครัฐ พ.ศ. </w:t>
-      </w:r>
-      <w:r>
-        <w:t>256</w:t>
-      </w:r>
-      <w:r>
-        <w:rPr>
-          <w:rFonts w:hint="cs"/>
-          <w:cs/>
-        </w:rPr>
-        <w:t xml:space="preserve"> </w:t>
-      </w:r>
-      <w:r>
-        <w:t xml:space="preserve">0 </w:t>
+        <w:t>และการบริหารพัสดุภาครัฐ พ.ศ.</w:t>
+      </w:r>
+      <w:r>
+        <w:t xml:space="preserve">2560 </w:t>
       </w:r>
       <w:r>
         <w:rPr>
@@ -901,7 +891,7 @@
         <w:rPr>
           <w:cs/>
         </w:rPr>
-        <w:t xml:space="preserve">ในการแต่งตั้งผู้ตรวจรับพัสดุ พ.ศ. </w:t>
+        <w:t>ในการแต่งตั้งผู้ตรวจรับพัสดุ พ.ศ.</w:t>
       </w:r>
       <w:r>
         <w:t xml:space="preserve">2560 </w:t>
@@ -8223,7 +8213,7 @@
         <w:rPr>
           <w:cs/>
         </w:rPr>
-        <w:t xml:space="preserve">และการบริหารพัสดุภาครัฐ พ.ศ. 2560 ข้อ 24 </w:t>
+        <w:t xml:space="preserve">และการบริหารพัสดุภาครัฐ พ.ศ.2560 ข้อ 24 </w:t>
       </w:r>
     </w:p>
     <w:p>
@@ -8234,6 +8224,9 @@
         </w:tabs>
         <w:spacing w:after="120"/>
         <w:jc w:val="thaiDistribute"/>
+        <w:rPr>
+          <w:cs/>
+        </w:rPr>
       </w:pPr>
       <w:r>
         <w:rPr>
@@ -8357,7 +8350,7 @@
         <w:rPr>
           <w:cs/>
         </w:rPr>
-        <w:t>และการบริหารพัสดุภาครัฐ พ.ศ. ๒๕๖๐ ข้อ 79 จึงเห็นควรจัด</w:t>
+        <w:t>และการบริหารพัสดุภาครัฐ พ.ศ.๒๕๖๐ ข้อ 79 จึงเห็นควรจัด</w:t>
       </w:r>
       <w:r>
         <w:rPr>
@@ -13223,6 +13216,8 @@
       <w:r>
         <w:tab/>
         <w:t xml:space="preserve">  หัวหน้าเจ้าหน้าที่พัสดุ</w:t>
+      </w:r>
+      <w:r>
         <w:tab/>
         <w:t xml:space="preserve"> ({{ตำแหน่งของผู้ลงนาม}})</w:t>
       </w:r>
@@ -13613,7 +13608,41 @@
           <w:bCs/>
           <w:cs/>
         </w:rPr>
-        <w:t>และการบริหารพัสดุภาครัฐ พ.ศ. ๒๕๖๐ ข้อ 175</w:t>
+        <w:t xml:space="preserve">และการบริหารพัสดุภาครัฐ </w:t>
+      </w:r>
+      <w:r>
+        <w:rPr>
+          <w:b/>
+          <w:bCs/>
+          <w:cs/>
+        </w:rPr>
+        <w:t>พ.ศ.</w:t>
+      </w:r>
+      <w:r>
+        <w:rPr>
+          <w:rFonts w:hint="cs"/>
+          <w:b/>
+          <w:bCs/>
+          <w:cs/>
+        </w:rPr>
+        <w:t>2560</w:t>
+      </w:r>
+      <w:r>
+        <w:rPr>
+          <w:b/>
+          <w:bCs/>
+          <w:cs/>
+        </w:rPr>
+        <w:t xml:space="preserve"> ข้อ </w:t>
+      </w:r>
+      <w:r>
+        <w:rPr>
+          <w:rFonts w:hint="cs"/>
+          <w:b/>
+          <w:bCs/>
+          <w:cs/>
+        </w:rPr>
+        <w:t>175</w:t>
       </w:r>
       <w:r>
         <w:rPr>
